--- a/_build/docx/04_Шаблоны_управления_отделом/2_График_отпусков.docx
+++ b/_build/docx/04_Шаблоны_управления_отделом/2_График_отпусков.docx
@@ -86,6 +86,9 @@
         <w:gridCol w:w="1425"/>
       </w:tblGrid>
       <w:tr>
+        <w:trPr>
+          <w:tblHeader w:val="true"/>
+        </w:trPr>
         <w:tc>
           <w:tcPr>
             <w:tcW w:type="dxa" w:w="1425"/>
@@ -513,7 +516,7 @@
         <w:rPr>
           <w:rFonts w:ascii="Times New Roman" w:hAnsi="Times New Roman"/>
         </w:rPr>
-        <w:t>График составил(а) руководитель отдела: ___________________ Иванюк В.С.</w:t>
+        <w:t>График составил(а) начальник отдела: ___________________ Иванюк В.С.</w:t>
       </w:r>
     </w:p>
     <w:p>
@@ -545,6 +548,9 @@
         <w:gridCol w:w="3324"/>
       </w:tblGrid>
       <w:tr>
+        <w:trPr>
+          <w:tblHeader w:val="true"/>
+        </w:trPr>
         <w:tc>
           <w:tcPr>
             <w:tcW w:type="dxa" w:w="3324"/>

--- a/_build/docx/04_Шаблоны_управления_отделом/2_График_отпусков.docx
+++ b/_build/docx/04_Шаблоны_управления_отделом/2_График_отпусков.docx
@@ -77,13 +77,13 @@
         <w:tblLook w:firstColumn="1" w:firstRow="1" w:lastColumn="0" w:lastRow="0" w:noHBand="0" w:noVBand="1" w:val="04A0"/>
       </w:tblPr>
       <w:tblGrid>
-        <w:gridCol w:w="1425"/>
-        <w:gridCol w:w="1425"/>
-        <w:gridCol w:w="1425"/>
-        <w:gridCol w:w="1425"/>
-        <w:gridCol w:w="1425"/>
-        <w:gridCol w:w="1425"/>
-        <w:gridCol w:w="1425"/>
+        <w:gridCol w:w="1377"/>
+        <w:gridCol w:w="1377"/>
+        <w:gridCol w:w="1377"/>
+        <w:gridCol w:w="1377"/>
+        <w:gridCol w:w="1377"/>
+        <w:gridCol w:w="1377"/>
+        <w:gridCol w:w="1377"/>
       </w:tblGrid>
       <w:tr>
         <w:trPr>
@@ -91,7 +91,7 @@
         </w:trPr>
         <w:tc>
           <w:tcPr>
-            <w:tcW w:type="dxa" w:w="1425"/>
+            <w:tcW w:type="dxa" w:w="1377"/>
           </w:tcPr>
           <w:p>
             <w:r>
@@ -106,7 +106,7 @@
         </w:tc>
         <w:tc>
           <w:tcPr>
-            <w:tcW w:type="dxa" w:w="1425"/>
+            <w:tcW w:type="dxa" w:w="1377"/>
           </w:tcPr>
           <w:p>
             <w:r>
@@ -121,7 +121,7 @@
         </w:tc>
         <w:tc>
           <w:tcPr>
-            <w:tcW w:type="dxa" w:w="1425"/>
+            <w:tcW w:type="dxa" w:w="1377"/>
           </w:tcPr>
           <w:p>
             <w:r>
@@ -136,7 +136,7 @@
         </w:tc>
         <w:tc>
           <w:tcPr>
-            <w:tcW w:type="dxa" w:w="1425"/>
+            <w:tcW w:type="dxa" w:w="1377"/>
           </w:tcPr>
           <w:p>
             <w:r>
@@ -151,7 +151,7 @@
         </w:tc>
         <w:tc>
           <w:tcPr>
-            <w:tcW w:type="dxa" w:w="1425"/>
+            <w:tcW w:type="dxa" w:w="1377"/>
           </w:tcPr>
           <w:p>
             <w:r>
@@ -166,7 +166,7 @@
         </w:tc>
         <w:tc>
           <w:tcPr>
-            <w:tcW w:type="dxa" w:w="1425"/>
+            <w:tcW w:type="dxa" w:w="1377"/>
           </w:tcPr>
           <w:p>
             <w:r>
@@ -181,7 +181,7 @@
         </w:tc>
         <w:tc>
           <w:tcPr>
-            <w:tcW w:type="dxa" w:w="1425"/>
+            <w:tcW w:type="dxa" w:w="1377"/>
           </w:tcPr>
           <w:p>
             <w:r>
@@ -198,7 +198,7 @@
       <w:tr>
         <w:tc>
           <w:tcPr>
-            <w:tcW w:type="dxa" w:w="1425"/>
+            <w:tcW w:type="dxa" w:w="1377"/>
           </w:tcPr>
           <w:p>
             <w:r>
@@ -212,7 +212,7 @@
         </w:tc>
         <w:tc>
           <w:tcPr>
-            <w:tcW w:type="dxa" w:w="1425"/>
+            <w:tcW w:type="dxa" w:w="1377"/>
           </w:tcPr>
           <w:p>
             <w:r>
@@ -226,7 +226,7 @@
         </w:tc>
         <w:tc>
           <w:tcPr>
-            <w:tcW w:type="dxa" w:w="1425"/>
+            <w:tcW w:type="dxa" w:w="1377"/>
           </w:tcPr>
           <w:p>
             <w:r>
@@ -240,25 +240,25 @@
         </w:tc>
         <w:tc>
           <w:tcPr>
-            <w:tcW w:type="dxa" w:w="1425"/>
+            <w:tcW w:type="dxa" w:w="1377"/>
           </w:tcPr>
           <w:p/>
         </w:tc>
         <w:tc>
           <w:tcPr>
-            <w:tcW w:type="dxa" w:w="1425"/>
+            <w:tcW w:type="dxa" w:w="1377"/>
           </w:tcPr>
           <w:p/>
         </w:tc>
         <w:tc>
           <w:tcPr>
-            <w:tcW w:type="dxa" w:w="1425"/>
+            <w:tcW w:type="dxa" w:w="1377"/>
           </w:tcPr>
           <w:p/>
         </w:tc>
         <w:tc>
           <w:tcPr>
-            <w:tcW w:type="dxa" w:w="1425"/>
+            <w:tcW w:type="dxa" w:w="1377"/>
           </w:tcPr>
           <w:p/>
         </w:tc>
@@ -266,7 +266,7 @@
       <w:tr>
         <w:tc>
           <w:tcPr>
-            <w:tcW w:type="dxa" w:w="1425"/>
+            <w:tcW w:type="dxa" w:w="1377"/>
           </w:tcPr>
           <w:p>
             <w:r>
@@ -280,7 +280,7 @@
         </w:tc>
         <w:tc>
           <w:tcPr>
-            <w:tcW w:type="dxa" w:w="1425"/>
+            <w:tcW w:type="dxa" w:w="1377"/>
           </w:tcPr>
           <w:p>
             <w:r>
@@ -294,7 +294,7 @@
         </w:tc>
         <w:tc>
           <w:tcPr>
-            <w:tcW w:type="dxa" w:w="1425"/>
+            <w:tcW w:type="dxa" w:w="1377"/>
           </w:tcPr>
           <w:p>
             <w:r>
@@ -308,25 +308,25 @@
         </w:tc>
         <w:tc>
           <w:tcPr>
-            <w:tcW w:type="dxa" w:w="1425"/>
+            <w:tcW w:type="dxa" w:w="1377"/>
           </w:tcPr>
           <w:p/>
         </w:tc>
         <w:tc>
           <w:tcPr>
-            <w:tcW w:type="dxa" w:w="1425"/>
+            <w:tcW w:type="dxa" w:w="1377"/>
           </w:tcPr>
           <w:p/>
         </w:tc>
         <w:tc>
           <w:tcPr>
-            <w:tcW w:type="dxa" w:w="1425"/>
+            <w:tcW w:type="dxa" w:w="1377"/>
           </w:tcPr>
           <w:p/>
         </w:tc>
         <w:tc>
           <w:tcPr>
-            <w:tcW w:type="dxa" w:w="1425"/>
+            <w:tcW w:type="dxa" w:w="1377"/>
           </w:tcPr>
           <w:p/>
         </w:tc>
@@ -334,7 +334,7 @@
       <w:tr>
         <w:tc>
           <w:tcPr>
-            <w:tcW w:type="dxa" w:w="1425"/>
+            <w:tcW w:type="dxa" w:w="1377"/>
           </w:tcPr>
           <w:p>
             <w:r>
@@ -348,7 +348,7 @@
         </w:tc>
         <w:tc>
           <w:tcPr>
-            <w:tcW w:type="dxa" w:w="1425"/>
+            <w:tcW w:type="dxa" w:w="1377"/>
           </w:tcPr>
           <w:p>
             <w:r>
@@ -362,7 +362,7 @@
         </w:tc>
         <w:tc>
           <w:tcPr>
-            <w:tcW w:type="dxa" w:w="1425"/>
+            <w:tcW w:type="dxa" w:w="1377"/>
           </w:tcPr>
           <w:p>
             <w:r>
@@ -376,25 +376,25 @@
         </w:tc>
         <w:tc>
           <w:tcPr>
-            <w:tcW w:type="dxa" w:w="1425"/>
+            <w:tcW w:type="dxa" w:w="1377"/>
           </w:tcPr>
           <w:p/>
         </w:tc>
         <w:tc>
           <w:tcPr>
-            <w:tcW w:type="dxa" w:w="1425"/>
+            <w:tcW w:type="dxa" w:w="1377"/>
           </w:tcPr>
           <w:p/>
         </w:tc>
         <w:tc>
           <w:tcPr>
-            <w:tcW w:type="dxa" w:w="1425"/>
+            <w:tcW w:type="dxa" w:w="1377"/>
           </w:tcPr>
           <w:p/>
         </w:tc>
         <w:tc>
           <w:tcPr>
-            <w:tcW w:type="dxa" w:w="1425"/>
+            <w:tcW w:type="dxa" w:w="1377"/>
           </w:tcPr>
           <w:p/>
         </w:tc>
@@ -402,7 +402,7 @@
       <w:tr>
         <w:tc>
           <w:tcPr>
-            <w:tcW w:type="dxa" w:w="1425"/>
+            <w:tcW w:type="dxa" w:w="1377"/>
           </w:tcPr>
           <w:p>
             <w:r>
@@ -416,7 +416,7 @@
         </w:tc>
         <w:tc>
           <w:tcPr>
-            <w:tcW w:type="dxa" w:w="1425"/>
+            <w:tcW w:type="dxa" w:w="1377"/>
           </w:tcPr>
           <w:p>
             <w:r>
@@ -430,7 +430,7 @@
         </w:tc>
         <w:tc>
           <w:tcPr>
-            <w:tcW w:type="dxa" w:w="1425"/>
+            <w:tcW w:type="dxa" w:w="1377"/>
           </w:tcPr>
           <w:p>
             <w:r>
@@ -444,25 +444,25 @@
         </w:tc>
         <w:tc>
           <w:tcPr>
-            <w:tcW w:type="dxa" w:w="1425"/>
+            <w:tcW w:type="dxa" w:w="1377"/>
           </w:tcPr>
           <w:p/>
         </w:tc>
         <w:tc>
           <w:tcPr>
-            <w:tcW w:type="dxa" w:w="1425"/>
+            <w:tcW w:type="dxa" w:w="1377"/>
           </w:tcPr>
           <w:p/>
         </w:tc>
         <w:tc>
           <w:tcPr>
-            <w:tcW w:type="dxa" w:w="1425"/>
+            <w:tcW w:type="dxa" w:w="1377"/>
           </w:tcPr>
           <w:p/>
         </w:tc>
         <w:tc>
           <w:tcPr>
-            <w:tcW w:type="dxa" w:w="1425"/>
+            <w:tcW w:type="dxa" w:w="1377"/>
           </w:tcPr>
           <w:p/>
         </w:tc>
@@ -543,9 +543,9 @@
         <w:tblLook w:firstColumn="1" w:firstRow="1" w:lastColumn="0" w:lastRow="0" w:noHBand="0" w:noVBand="1" w:val="04A0"/>
       </w:tblPr>
       <w:tblGrid>
-        <w:gridCol w:w="3324"/>
-        <w:gridCol w:w="3324"/>
-        <w:gridCol w:w="3324"/>
+        <w:gridCol w:w="3213"/>
+        <w:gridCol w:w="3213"/>
+        <w:gridCol w:w="3213"/>
       </w:tblGrid>
       <w:tr>
         <w:trPr>
@@ -553,7 +553,7 @@
         </w:trPr>
         <w:tc>
           <w:tcPr>
-            <w:tcW w:type="dxa" w:w="3324"/>
+            <w:tcW w:type="dxa" w:w="3213"/>
           </w:tcPr>
           <w:p>
             <w:r>
@@ -568,7 +568,7 @@
         </w:tc>
         <w:tc>
           <w:tcPr>
-            <w:tcW w:type="dxa" w:w="3324"/>
+            <w:tcW w:type="dxa" w:w="3213"/>
           </w:tcPr>
           <w:p>
             <w:r>
@@ -583,7 +583,7 @@
         </w:tc>
         <w:tc>
           <w:tcPr>
-            <w:tcW w:type="dxa" w:w="3324"/>
+            <w:tcW w:type="dxa" w:w="3213"/>
           </w:tcPr>
           <w:p>
             <w:r>
@@ -600,7 +600,7 @@
       <w:tr>
         <w:tc>
           <w:tcPr>
-            <w:tcW w:type="dxa" w:w="3324"/>
+            <w:tcW w:type="dxa" w:w="3213"/>
           </w:tcPr>
           <w:p>
             <w:r>
@@ -614,13 +614,13 @@
         </w:tc>
         <w:tc>
           <w:tcPr>
-            <w:tcW w:type="dxa" w:w="3324"/>
+            <w:tcW w:type="dxa" w:w="3213"/>
           </w:tcPr>
           <w:p/>
         </w:tc>
         <w:tc>
           <w:tcPr>
-            <w:tcW w:type="dxa" w:w="3324"/>
+            <w:tcW w:type="dxa" w:w="3213"/>
           </w:tcPr>
           <w:p/>
         </w:tc>
@@ -628,7 +628,7 @@
       <w:tr>
         <w:tc>
           <w:tcPr>
-            <w:tcW w:type="dxa" w:w="3324"/>
+            <w:tcW w:type="dxa" w:w="3213"/>
           </w:tcPr>
           <w:p>
             <w:r>
@@ -642,13 +642,13 @@
         </w:tc>
         <w:tc>
           <w:tcPr>
-            <w:tcW w:type="dxa" w:w="3324"/>
+            <w:tcW w:type="dxa" w:w="3213"/>
           </w:tcPr>
           <w:p/>
         </w:tc>
         <w:tc>
           <w:tcPr>
-            <w:tcW w:type="dxa" w:w="3324"/>
+            <w:tcW w:type="dxa" w:w="3213"/>
           </w:tcPr>
           <w:p/>
         </w:tc>
@@ -656,7 +656,7 @@
       <w:tr>
         <w:tc>
           <w:tcPr>
-            <w:tcW w:type="dxa" w:w="3324"/>
+            <w:tcW w:type="dxa" w:w="3213"/>
           </w:tcPr>
           <w:p>
             <w:r>
@@ -670,13 +670,13 @@
         </w:tc>
         <w:tc>
           <w:tcPr>
-            <w:tcW w:type="dxa" w:w="3324"/>
+            <w:tcW w:type="dxa" w:w="3213"/>
           </w:tcPr>
           <w:p/>
         </w:tc>
         <w:tc>
           <w:tcPr>
-            <w:tcW w:type="dxa" w:w="3324"/>
+            <w:tcW w:type="dxa" w:w="3213"/>
           </w:tcPr>
           <w:p/>
         </w:tc>
@@ -684,7 +684,7 @@
     </w:tbl>
     <w:p/>
     <w:sectPr>
-      <w:pgSz w:w="12240" w:h="15840"/>
+      <w:pgSz w:w="11906" w:h="16838"/>
       <w:pgMar w:top="1134" w:right="850" w:bottom="1134" w:left="1417" w:header="720" w:footer="720" w:gutter="0"/>
       <w:cols w:space="720"/>
       <w:docGrid w:linePitch="360"/>
